--- a/Actividades/Actividad 2/Actividad_2_Tabla_Decision_Patrones.docx
+++ b/Actividades/Actividad 2/Actividad_2_Tabla_Decision_Patrones.docx
@@ -375,7 +375,7 @@
                 <w:sz w:val="14"/>
                 <w:szCs w:val="14"/>
               </w:rPr>
-              <w:t>Pendiente</w:t>
+              <w:t>Adoptado</w:t>
             </w:r>
           </w:p>
         </w:tc>
@@ -538,7 +538,7 @@
                 <w:sz w:val="14"/>
                 <w:szCs w:val="14"/>
               </w:rPr>
-              <w:t>Pendiente</w:t>
+              <w:t>Descartado</w:t>
             </w:r>
           </w:p>
           <w:p>
@@ -713,7 +713,7 @@
                 <w:sz w:val="14"/>
                 <w:szCs w:val="14"/>
               </w:rPr>
-              <w:t>Pendiente</w:t>
+              <w:t>Descartado</w:t>
             </w:r>
           </w:p>
           <w:p>
@@ -888,7 +888,7 @@
                 <w:sz w:val="14"/>
                 <w:szCs w:val="14"/>
               </w:rPr>
-              <w:t>Pendiente</w:t>
+              <w:t>Descartado</w:t>
             </w:r>
           </w:p>
           <w:p>
@@ -1063,7 +1063,7 @@
                 <w:sz w:val="14"/>
                 <w:szCs w:val="14"/>
               </w:rPr>
-              <w:t>Pendiente</w:t>
+              <w:t>Descartado</w:t>
             </w:r>
           </w:p>
           <w:p>
@@ -1238,7 +1238,7 @@
                 <w:sz w:val="14"/>
                 <w:szCs w:val="14"/>
               </w:rPr>
-              <w:t>Pendiente</w:t>
+              <w:t>Descartado</w:t>
             </w:r>
           </w:p>
           <w:p>
@@ -1413,7 +1413,7 @@
                 <w:sz w:val="14"/>
                 <w:szCs w:val="14"/>
               </w:rPr>
-              <w:t>Pendiente</w:t>
+              <w:t>Adoptado</w:t>
             </w:r>
           </w:p>
           <w:p>
@@ -1588,7 +1588,7 @@
                 <w:sz w:val="14"/>
                 <w:szCs w:val="14"/>
               </w:rPr>
-              <w:t>Pendiente</w:t>
+              <w:t>Descartado</w:t>
             </w:r>
           </w:p>
           <w:p>
@@ -1763,7 +1763,7 @@
                 <w:sz w:val="14"/>
                 <w:szCs w:val="14"/>
               </w:rPr>
-              <w:t>Pendiente</w:t>
+              <w:t>Descartado</w:t>
             </w:r>
           </w:p>
           <w:p>
@@ -1938,7 +1938,7 @@
                 <w:sz w:val="14"/>
                 <w:szCs w:val="14"/>
               </w:rPr>
-              <w:t>Pendiente</w:t>
+              <w:t>Adoptado</w:t>
             </w:r>
           </w:p>
           <w:p>
@@ -2113,7 +2113,7 @@
                 <w:sz w:val="14"/>
                 <w:szCs w:val="14"/>
               </w:rPr>
-              <w:t>Pendiente</w:t>
+              <w:t>Adoptado</w:t>
             </w:r>
           </w:p>
           <w:p>
@@ -2288,7 +2288,7 @@
                 <w:sz w:val="14"/>
                 <w:szCs w:val="14"/>
               </w:rPr>
-              <w:t>Pendiente</w:t>
+              <w:t>Adoptado</w:t>
             </w:r>
           </w:p>
           <w:p>
@@ -2463,7 +2463,7 @@
                 <w:sz w:val="14"/>
                 <w:szCs w:val="14"/>
               </w:rPr>
-              <w:t>Pendiente</w:t>
+              <w:t>Descartado</w:t>
             </w:r>
           </w:p>
           <w:p>
@@ -2638,7 +2638,7 @@
                 <w:sz w:val="14"/>
                 <w:szCs w:val="14"/>
               </w:rPr>
-              <w:t>Pendiente</w:t>
+              <w:t>Descartado</w:t>
             </w:r>
           </w:p>
           <w:p>
@@ -2813,7 +2813,7 @@
                 <w:sz w:val="14"/>
                 <w:szCs w:val="14"/>
               </w:rPr>
-              <w:t>Pendiente</w:t>
+              <w:t>Descartado</w:t>
             </w:r>
           </w:p>
           <w:p>
